--- a/applications/2026/Q2/瑞莎CubieA5E数据采集套件/瑞莎CubieA5E数据采集套件-申报书.docx
+++ b/applications/2026/Q2/瑞莎CubieA5E数据采集套件/瑞莎CubieA5E数据采集套件-申报书.docx
@@ -370,7 +370,13 @@
                 <w:rFonts w:ascii="Times New Roman" w:hAnsi="Times New Roman" w:eastAsia="宋体"/>
                 <w:sz w:val="16"/>
               </w:rPr>
-              <w:t>实际以审批后订单及发票为准</w:t>
+            </w:r>
+            <w:r>
+              <w:rPr>
+                <w:rFonts w:ascii="Times New Roman" w:hAnsi="Times New Roman" w:eastAsia="宋体"/>
+                <w:sz w:val="24"/>
+              </w:rPr>
+              <w:t>预算合计</w:t>
             </w:r>
           </w:p>
         </w:tc>
@@ -450,7 +456,13 @@
           <w:rFonts w:ascii="Times New Roman" w:hAnsi="Times New Roman" w:eastAsia="宋体"/>
           <w:b w:val="0"/>
         </w:rPr>
-        <w:t>本次经费按当前记录价格测算，实际采购金额以审批后订单及发票为准。接口标注图用于说明双千兆网口、M.2 存储扩展和板载接口条件；价格截图用于说明本次选定的 A527 / 1GB 商业级版本。</w:t>
+      </w:r>
+      <w:r>
+        <w:rPr>
+          <w:rFonts w:ascii="Times New Roman" w:hAnsi="Times New Roman" w:eastAsia="宋体"/>
+          <w:sz w:val="24"/>
+        </w:rPr>
+        <w:t>本项目采购对象为瑞莎 Radxa Cubie A5E 迷你主板，材料图用于说明双千兆网口、M.2 存储扩展和板载接口条件；价格材料用于说明本次选定的 A527 / 1GB 商业级版本。</w:t>
       </w:r>
     </w:p>
     <w:p>
@@ -468,7 +480,13 @@
           <w:rFonts w:ascii="Times New Roman" w:hAnsi="Times New Roman" w:eastAsia="宋体"/>
           <w:b w:val="0"/>
         </w:rPr>
-        <w:t>Radxa Cubie A5E 接口标注图</w:t>
+      </w:r>
+      <w:r>
+        <w:rPr>
+          <w:rFonts w:ascii="Times New Roman" w:hAnsi="Times New Roman" w:eastAsia="宋体"/>
+          <w:sz w:val="24"/>
+        </w:rPr>
+        <w:t>Radxa Cubie A5E 接口与结构说明图</w:t>
       </w:r>
     </w:p>
     <w:p>

--- a/applications/2026/Q2/瑞莎CubieA5E数据采集套件/瑞莎CubieA5E数据采集套件-申报书.docx
+++ b/applications/2026/Q2/瑞莎CubieA5E数据采集套件/瑞莎CubieA5E数据采集套件-申报书.docx
@@ -471,7 +471,13 @@
           <w:rFonts w:ascii="Times New Roman" w:hAnsi="Times New Roman" w:eastAsia="宋体"/>
           <w:b/>
         </w:rPr>
-        <w:t>图片凭证：</w:t>
+      </w:r>
+      <w:r>
+        <w:rPr>
+          <w:rFonts w:ascii="Times New Roman" w:hAnsi="Times New Roman" w:eastAsia="宋体"/>
+          <w:sz w:val="24"/>
+        </w:rPr>
+        <w:t>商品截图：</w:t>
       </w:r>
     </w:p>
     <w:p>

--- a/applications/2026/Q2/瑞莎CubieA5E数据采集套件/瑞莎CubieA5E数据采集套件-申报书.docx
+++ b/applications/2026/Q2/瑞莎CubieA5E数据采集套件/瑞莎CubieA5E数据采集套件-申报书.docx
@@ -4,6 +4,7 @@
   <w:body>
     <w:p>
       <w:pPr>
+        <w:spacing w:after="280"/>
         <w:jc w:val="center"/>
       </w:pPr>
       <w:r>
@@ -18,20 +19,27 @@
     <w:p>
       <w:pPr>
         <w:pStyle w:val="Heading1"/>
+        <w:spacing w:before="200" w:after="120"/>
       </w:pPr>
       <w:r>
         <w:rPr>
           <w:rFonts w:ascii="Times New Roman" w:hAnsi="Times New Roman" w:eastAsia="黑体"/>
+          <w:b/>
           <w:sz w:val="28"/>
         </w:rPr>
         <w:t>一、需求分析</w:t>
       </w:r>
     </w:p>
     <w:p>
+      <w:pPr>
+        <w:spacing w:line="324" w:lineRule="auto" w:after="120"/>
+        <w:ind w:firstLine="420"/>
+      </w:pPr>
       <w:r>
         <w:rPr>
           <w:rFonts w:ascii="Times New Roman" w:hAnsi="Times New Roman" w:eastAsia="宋体"/>
           <w:b w:val="0"/>
+          <w:sz w:val="24"/>
         </w:rPr>
         <w:t>雷达与心音、心电同步采集需要一个稳定、低成本、可长期放在实验链路中的双网口数据采集终端。现有上位机直接连接多类采集设备时，容易出现雷达数据网络与实验室局域网混用、连续采集数据落盘压力大、触发同步和状态监测实时性不足等问题。因此需要一块具备双千兆网口、M.2 本地存储扩展和独立实时控制单元的 Linux 开发板，作为实验室多模态采集系统的边缘接入节点。</w:t>
       </w:r>
@@ -39,20 +47,27 @@
     <w:p>
       <w:pPr>
         <w:pStyle w:val="Heading1"/>
+        <w:spacing w:before="200" w:after="120"/>
       </w:pPr>
       <w:r>
         <w:rPr>
           <w:rFonts w:ascii="Times New Roman" w:hAnsi="Times New Roman" w:eastAsia="黑体"/>
+          <w:b/>
           <w:sz w:val="28"/>
         </w:rPr>
         <w:t>二、目的用途</w:t>
       </w:r>
     </w:p>
     <w:p>
+      <w:pPr>
+        <w:spacing w:line="324" w:lineRule="auto" w:after="120"/>
+        <w:ind w:firstLine="420"/>
+      </w:pPr>
       <w:r>
         <w:rPr>
           <w:rFonts w:ascii="Times New Roman" w:hAnsi="Times New Roman" w:eastAsia="宋体"/>
           <w:b w:val="0"/>
+          <w:sz w:val="24"/>
         </w:rPr>
         <w:t>本次采购对象为瑞莎 Radxa Cubie A5E 迷你主板，选用 A527 / 1GB 商业级版本。在系统中它作为双网口数据采集终端使用：一个千兆网口连接雷达或采集设备网络，另一个千兆网口连接上位机或实验室网络；M.2 2230 NVMe SSD 插槽用于扩展本地高速缓存，承接连续采集产生的原始数据和日志；内置 RISC-V MCU 用于承担实时触发、同步控制和硬件状态监测，使 Linux 主系统与实时控制单元分工协作。</w:t>
       </w:r>
@@ -60,10 +75,12 @@
     <w:p>
       <w:pPr>
         <w:pStyle w:val="Heading1"/>
+        <w:spacing w:before="200" w:after="120"/>
       </w:pPr>
       <w:r>
         <w:rPr>
           <w:rFonts w:ascii="Times New Roman" w:hAnsi="Times New Roman" w:eastAsia="黑体"/>
+          <w:b/>
           <w:sz w:val="28"/>
         </w:rPr>
         <w:t>三、实现目标</w:t>
@@ -72,10 +89,13 @@
     <w:p>
       <w:pPr>
         <w:pStyle w:val="ListBullet"/>
+        <w:spacing w:line="312" w:lineRule="auto" w:after="80"/>
       </w:pPr>
       <w:r>
         <w:rPr>
           <w:rFonts w:ascii="Times New Roman" w:hAnsi="Times New Roman" w:eastAsia="宋体"/>
+          <w:b w:val="0"/>
+          <w:sz w:val="24"/>
         </w:rPr>
         <w:t>完成 A5E 系统烧录、供电验证和双千兆网口通信测试。</w:t>
       </w:r>
@@ -83,10 +103,13 @@
     <w:p>
       <w:pPr>
         <w:pStyle w:val="ListBullet"/>
+        <w:spacing w:line="312" w:lineRule="auto" w:after="80"/>
       </w:pPr>
       <w:r>
         <w:rPr>
           <w:rFonts w:ascii="Times New Roman" w:hAnsi="Times New Roman" w:eastAsia="宋体"/>
+          <w:b w:val="0"/>
+          <w:sz w:val="24"/>
         </w:rPr>
         <w:t>建立雷达设备网络与上位机/实验室网络分离的双网口连接方案。</w:t>
       </w:r>
@@ -94,10 +117,13 @@
     <w:p>
       <w:pPr>
         <w:pStyle w:val="ListBullet"/>
+        <w:spacing w:line="312" w:lineRule="auto" w:after="80"/>
       </w:pPr>
       <w:r>
         <w:rPr>
           <w:rFonts w:ascii="Times New Roman" w:hAnsi="Times New Roman" w:eastAsia="宋体"/>
+          <w:b w:val="0"/>
+          <w:sz w:val="24"/>
         </w:rPr>
         <w:t>验证 M.2 2230 NVMe SSD 插槽的本地缓存扩展路径，形成连续采集数据落盘方案。</w:t>
       </w:r>
@@ -105,10 +131,13 @@
     <w:p>
       <w:pPr>
         <w:pStyle w:val="ListBullet"/>
+        <w:spacing w:line="312" w:lineRule="auto" w:after="80"/>
       </w:pPr>
       <w:r>
         <w:rPr>
           <w:rFonts w:ascii="Times New Roman" w:hAnsi="Times New Roman" w:eastAsia="宋体"/>
+          <w:b w:val="0"/>
+          <w:sz w:val="24"/>
         </w:rPr>
         <w:t>形成 RISC-V MCU 参与触发同步、低延迟控制和状态监测的终端方案。</w:t>
       </w:r>
@@ -116,10 +145,12 @@
     <w:p>
       <w:pPr>
         <w:pStyle w:val="Heading1"/>
+        <w:spacing w:before="200" w:after="120"/>
       </w:pPr>
       <w:r>
         <w:rPr>
           <w:rFonts w:ascii="Times New Roman" w:hAnsi="Times New Roman" w:eastAsia="黑体"/>
+          <w:b/>
           <w:sz w:val="28"/>
         </w:rPr>
         <w:t>经费数量</w:t>
@@ -129,26 +160,34 @@
       <w:tblPr>
         <w:tblStyle w:val="TableGrid"/>
         <w:tblW w:type="auto" w:w="0"/>
+        <w:jc w:val="center"/>
         <w:tblLook w:firstColumn="1" w:firstRow="1" w:lastColumn="0" w:lastRow="0" w:noHBand="0" w:noVBand="1" w:val="04A0"/>
       </w:tblPr>
       <w:tblGrid>
-        <w:gridCol w:w="1728"/>
-        <w:gridCol w:w="1728"/>
-        <w:gridCol w:w="1728"/>
-        <w:gridCol w:w="1728"/>
-        <w:gridCol w:w="1728"/>
+        <w:gridCol w:w="1836"/>
+        <w:gridCol w:w="1836"/>
+        <w:gridCol w:w="1836"/>
+        <w:gridCol w:w="1836"/>
+        <w:gridCol w:w="1836"/>
       </w:tblGrid>
       <w:tr>
         <w:tc>
           <w:tcPr>
-            <w:tcW w:type="dxa" w:w="1728"/>
+            <w:tcW w:type="dxa" w:w="1836"/>
+            <w:vAlign w:val="center"/>
+            <w:shd w:fill="D9EAF7"/>
           </w:tcPr>
           <w:p>
+            <w:pPr>
+              <w:spacing w:line="288" w:lineRule="auto" w:after="0"/>
+              <w:jc w:val="center"/>
+            </w:pPr>
+            <w:r/>
             <w:r>
               <w:rPr>
-                <w:rFonts w:ascii="Times New Roman" w:hAnsi="Times New Roman" w:eastAsia="黑体"/>
+                <w:rFonts w:ascii="Times New Roman" w:hAnsi="Times New Roman" w:eastAsia="宋体"/>
                 <w:b/>
-                <w:sz w:val="16"/>
+                <w:sz w:val="21"/>
               </w:rPr>
               <w:t>项目</w:t>
             </w:r>
@@ -156,14 +195,21 @@
         </w:tc>
         <w:tc>
           <w:tcPr>
-            <w:tcW w:type="dxa" w:w="1728"/>
+            <w:tcW w:type="dxa" w:w="1836"/>
+            <w:vAlign w:val="center"/>
+            <w:shd w:fill="D9EAF7"/>
           </w:tcPr>
           <w:p>
+            <w:pPr>
+              <w:spacing w:line="288" w:lineRule="auto" w:after="0"/>
+              <w:jc w:val="center"/>
+            </w:pPr>
+            <w:r/>
             <w:r>
               <w:rPr>
-                <w:rFonts w:ascii="Times New Roman" w:hAnsi="Times New Roman" w:eastAsia="黑体"/>
+                <w:rFonts w:ascii="Times New Roman" w:hAnsi="Times New Roman" w:eastAsia="宋体"/>
                 <w:b/>
-                <w:sz w:val="16"/>
+                <w:sz w:val="21"/>
               </w:rPr>
               <w:t>数量</w:t>
             </w:r>
@@ -171,14 +217,21 @@
         </w:tc>
         <w:tc>
           <w:tcPr>
-            <w:tcW w:type="dxa" w:w="1728"/>
+            <w:tcW w:type="dxa" w:w="1836"/>
+            <w:vAlign w:val="center"/>
+            <w:shd w:fill="D9EAF7"/>
           </w:tcPr>
           <w:p>
+            <w:pPr>
+              <w:spacing w:line="288" w:lineRule="auto" w:after="0"/>
+              <w:jc w:val="center"/>
+            </w:pPr>
+            <w:r/>
             <w:r>
               <w:rPr>
-                <w:rFonts w:ascii="Times New Roman" w:hAnsi="Times New Roman" w:eastAsia="黑体"/>
+                <w:rFonts w:ascii="Times New Roman" w:hAnsi="Times New Roman" w:eastAsia="宋体"/>
                 <w:b/>
-                <w:sz w:val="16"/>
+                <w:sz w:val="21"/>
               </w:rPr>
               <w:t>单价(CNY)</w:t>
             </w:r>
@@ -186,14 +239,21 @@
         </w:tc>
         <w:tc>
           <w:tcPr>
-            <w:tcW w:type="dxa" w:w="1728"/>
+            <w:tcW w:type="dxa" w:w="1836"/>
+            <w:vAlign w:val="center"/>
+            <w:shd w:fill="D9EAF7"/>
           </w:tcPr>
           <w:p>
+            <w:pPr>
+              <w:spacing w:line="288" w:lineRule="auto" w:after="0"/>
+              <w:jc w:val="center"/>
+            </w:pPr>
+            <w:r/>
             <w:r>
               <w:rPr>
-                <w:rFonts w:ascii="Times New Roman" w:hAnsi="Times New Roman" w:eastAsia="黑体"/>
+                <w:rFonts w:ascii="Times New Roman" w:hAnsi="Times New Roman" w:eastAsia="宋体"/>
                 <w:b/>
-                <w:sz w:val="16"/>
+                <w:sz w:val="21"/>
               </w:rPr>
               <w:t>小计(CNY)</w:t>
             </w:r>
@@ -201,14 +261,21 @@
         </w:tc>
         <w:tc>
           <w:tcPr>
-            <w:tcW w:type="dxa" w:w="1728"/>
+            <w:tcW w:type="dxa" w:w="1836"/>
+            <w:vAlign w:val="center"/>
+            <w:shd w:fill="D9EAF7"/>
           </w:tcPr>
           <w:p>
+            <w:pPr>
+              <w:spacing w:line="288" w:lineRule="auto" w:after="0"/>
+              <w:jc w:val="center"/>
+            </w:pPr>
+            <w:r/>
             <w:r>
               <w:rPr>
-                <w:rFonts w:ascii="Times New Roman" w:hAnsi="Times New Roman" w:eastAsia="黑体"/>
+                <w:rFonts w:ascii="Times New Roman" w:hAnsi="Times New Roman" w:eastAsia="宋体"/>
                 <w:b/>
-                <w:sz w:val="16"/>
+                <w:sz w:val="20"/>
               </w:rPr>
               <w:t>备注</w:t>
             </w:r>
@@ -218,13 +285,19 @@
       <w:tr>
         <w:tc>
           <w:tcPr>
-            <w:tcW w:type="dxa" w:w="1728"/>
+            <w:tcW w:type="dxa" w:w="1836"/>
+            <w:vAlign w:val="center"/>
           </w:tcPr>
           <w:p>
+            <w:pPr>
+              <w:spacing w:line="288" w:lineRule="auto" w:after="0"/>
+            </w:pPr>
+            <w:r/>
             <w:r>
               <w:rPr>
                 <w:rFonts w:ascii="Times New Roman" w:hAnsi="Times New Roman" w:eastAsia="宋体"/>
-                <w:sz w:val="16"/>
+                <w:b w:val="0"/>
+                <w:sz w:val="21"/>
               </w:rPr>
               <w:t>Radxa Cubie A5E 1GB 商业级迷你主板</w:t>
             </w:r>
@@ -232,16 +305,20 @@
         </w:tc>
         <w:tc>
           <w:tcPr>
-            <w:tcW w:type="dxa" w:w="1728"/>
+            <w:tcW w:type="dxa" w:w="1836"/>
+            <w:vAlign w:val="center"/>
           </w:tcPr>
           <w:p>
             <w:pPr>
+              <w:spacing w:line="288" w:lineRule="auto" w:after="0"/>
               <w:jc w:val="center"/>
             </w:pPr>
+            <w:r/>
             <w:r>
               <w:rPr>
                 <w:rFonts w:ascii="Times New Roman" w:hAnsi="Times New Roman" w:eastAsia="宋体"/>
-                <w:sz w:val="16"/>
+                <w:b w:val="0"/>
+                <w:sz w:val="21"/>
               </w:rPr>
               <w:t>1</w:t>
             </w:r>
@@ -249,16 +326,20 @@
         </w:tc>
         <w:tc>
           <w:tcPr>
-            <w:tcW w:type="dxa" w:w="1728"/>
+            <w:tcW w:type="dxa" w:w="1836"/>
+            <w:vAlign w:val="center"/>
           </w:tcPr>
           <w:p>
             <w:pPr>
+              <w:spacing w:line="288" w:lineRule="auto" w:after="0"/>
               <w:jc w:val="center"/>
             </w:pPr>
+            <w:r/>
             <w:r>
               <w:rPr>
                 <w:rFonts w:ascii="Times New Roman" w:hAnsi="Times New Roman" w:eastAsia="宋体"/>
-                <w:sz w:val="16"/>
+                <w:b w:val="0"/>
+                <w:sz w:val="21"/>
               </w:rPr>
               <w:t>161.99</w:t>
             </w:r>
@@ -266,16 +347,20 @@
         </w:tc>
         <w:tc>
           <w:tcPr>
-            <w:tcW w:type="dxa" w:w="1728"/>
+            <w:tcW w:type="dxa" w:w="1836"/>
+            <w:vAlign w:val="center"/>
           </w:tcPr>
           <w:p>
             <w:pPr>
+              <w:spacing w:line="288" w:lineRule="auto" w:after="0"/>
               <w:jc w:val="center"/>
             </w:pPr>
+            <w:r/>
             <w:r>
               <w:rPr>
                 <w:rFonts w:ascii="Times New Roman" w:hAnsi="Times New Roman" w:eastAsia="宋体"/>
-                <w:sz w:val="16"/>
+                <w:b w:val="0"/>
+                <w:sz w:val="21"/>
               </w:rPr>
               <w:t>161.99</w:t>
             </w:r>
@@ -283,13 +368,19 @@
         </w:tc>
         <w:tc>
           <w:tcPr>
-            <w:tcW w:type="dxa" w:w="1728"/>
+            <w:tcW w:type="dxa" w:w="1836"/>
+            <w:vAlign w:val="center"/>
           </w:tcPr>
           <w:p>
+            <w:pPr>
+              <w:spacing w:line="288" w:lineRule="auto" w:after="0"/>
+            </w:pPr>
+            <w:r/>
             <w:r>
               <w:rPr>
                 <w:rFonts w:ascii="Times New Roman" w:hAnsi="Times New Roman" w:eastAsia="宋体"/>
-                <w:sz w:val="16"/>
+                <w:b w:val="0"/>
+                <w:sz w:val="20"/>
               </w:rPr>
               <w:t>A527 SoC，双千兆网口，M.2 2230 NVMe SSD 插槽，内置 RISC-V MCU</w:t>
             </w:r>
@@ -299,13 +390,19 @@
       <w:tr>
         <w:tc>
           <w:tcPr>
-            <w:tcW w:type="dxa" w:w="1728"/>
+            <w:tcW w:type="dxa" w:w="1836"/>
+            <w:vAlign w:val="center"/>
           </w:tcPr>
           <w:p>
+            <w:pPr>
+              <w:spacing w:line="288" w:lineRule="auto" w:after="0"/>
+            </w:pPr>
+            <w:r/>
             <w:r>
               <w:rPr>
                 <w:rFonts w:ascii="Times New Roman" w:hAnsi="Times New Roman" w:eastAsia="宋体"/>
-                <w:sz w:val="16"/>
+                <w:b w:val="0"/>
+                <w:sz w:val="21"/>
               </w:rPr>
               <w:t>合计</w:t>
             </w:r>
@@ -313,48 +410,60 @@
         </w:tc>
         <w:tc>
           <w:tcPr>
-            <w:tcW w:type="dxa" w:w="1728"/>
+            <w:tcW w:type="dxa" w:w="1836"/>
+            <w:vAlign w:val="center"/>
           </w:tcPr>
           <w:p>
             <w:pPr>
+              <w:spacing w:line="288" w:lineRule="auto" w:after="0"/>
               <w:jc w:val="center"/>
             </w:pPr>
+            <w:r/>
             <w:r>
               <w:rPr>
                 <w:rFonts w:ascii="Times New Roman" w:hAnsi="Times New Roman" w:eastAsia="宋体"/>
-                <w:sz w:val="16"/>
+                <w:b w:val="0"/>
+                <w:sz w:val="21"/>
               </w:rPr>
             </w:r>
           </w:p>
         </w:tc>
         <w:tc>
           <w:tcPr>
-            <w:tcW w:type="dxa" w:w="1728"/>
+            <w:tcW w:type="dxa" w:w="1836"/>
+            <w:vAlign w:val="center"/>
           </w:tcPr>
           <w:p>
             <w:pPr>
+              <w:spacing w:line="288" w:lineRule="auto" w:after="0"/>
               <w:jc w:val="center"/>
             </w:pPr>
+            <w:r/>
             <w:r>
               <w:rPr>
                 <w:rFonts w:ascii="Times New Roman" w:hAnsi="Times New Roman" w:eastAsia="宋体"/>
-                <w:sz w:val="16"/>
+                <w:b w:val="0"/>
+                <w:sz w:val="21"/>
               </w:rPr>
             </w:r>
           </w:p>
         </w:tc>
         <w:tc>
           <w:tcPr>
-            <w:tcW w:type="dxa" w:w="1728"/>
+            <w:tcW w:type="dxa" w:w="1836"/>
+            <w:vAlign w:val="center"/>
           </w:tcPr>
           <w:p>
             <w:pPr>
+              <w:spacing w:line="288" w:lineRule="auto" w:after="0"/>
               <w:jc w:val="center"/>
             </w:pPr>
+            <w:r/>
             <w:r>
               <w:rPr>
                 <w:rFonts w:ascii="Times New Roman" w:hAnsi="Times New Roman" w:eastAsia="宋体"/>
-                <w:sz w:val="16"/>
+                <w:b w:val="0"/>
+                <w:sz w:val="21"/>
               </w:rPr>
               <w:t>161.99</w:t>
             </w:r>
@@ -362,19 +471,19 @@
         </w:tc>
         <w:tc>
           <w:tcPr>
-            <w:tcW w:type="dxa" w:w="1728"/>
+            <w:tcW w:type="dxa" w:w="1836"/>
+            <w:vAlign w:val="center"/>
           </w:tcPr>
           <w:p>
+            <w:pPr>
+              <w:spacing w:line="288" w:lineRule="auto" w:after="0"/>
+            </w:pPr>
+            <w:r/>
             <w:r>
               <w:rPr>
                 <w:rFonts w:ascii="Times New Roman" w:hAnsi="Times New Roman" w:eastAsia="宋体"/>
-                <w:sz w:val="16"/>
-              </w:rPr>
-            </w:r>
-            <w:r>
-              <w:rPr>
-                <w:rFonts w:ascii="Times New Roman" w:hAnsi="Times New Roman" w:eastAsia="宋体"/>
-                <w:sz w:val="24"/>
+                <w:b w:val="0"/>
+                <w:sz w:val="20"/>
               </w:rPr>
               <w:t>预算合计</w:t>
             </w:r>
@@ -382,13 +491,16 @@
         </w:tc>
       </w:tr>
     </w:tbl>
+    <w:p/>
     <w:p>
       <w:pPr>
         <w:pStyle w:val="Heading1"/>
+        <w:spacing w:before="200" w:after="120"/>
       </w:pPr>
       <w:r>
         <w:rPr>
           <w:rFonts w:ascii="Times New Roman" w:hAnsi="Times New Roman" w:eastAsia="黑体"/>
+          <w:b/>
           <w:sz w:val="28"/>
         </w:rPr>
         <w:t>四、取得效果或结果</w:t>
@@ -397,10 +509,13 @@
     <w:p>
       <w:pPr>
         <w:pStyle w:val="ListBullet"/>
+        <w:spacing w:line="312" w:lineRule="auto" w:after="80"/>
       </w:pPr>
       <w:r>
         <w:rPr>
           <w:rFonts w:ascii="Times New Roman" w:hAnsi="Times New Roman" w:eastAsia="宋体"/>
+          <w:b w:val="0"/>
+          <w:sz w:val="24"/>
         </w:rPr>
         <w:t>形成实验室可复用的双网口数据采集终端，支撑雷达与心音、心电同步采集联调。</w:t>
       </w:r>
@@ -408,10 +523,13 @@
     <w:p>
       <w:pPr>
         <w:pStyle w:val="ListBullet"/>
+        <w:spacing w:line="312" w:lineRule="auto" w:after="80"/>
       </w:pPr>
       <w:r>
         <w:rPr>
           <w:rFonts w:ascii="Times New Roman" w:hAnsi="Times New Roman" w:eastAsia="宋体"/>
+          <w:b w:val="0"/>
+          <w:sz w:val="24"/>
         </w:rPr>
         <w:t>形成雷达数据网络与实验室网络分离的边缘接入方案，提高多设备同步采集链路稳定性。</w:t>
       </w:r>
@@ -419,10 +537,13 @@
     <w:p>
       <w:pPr>
         <w:pStyle w:val="ListBullet"/>
+        <w:spacing w:line="312" w:lineRule="auto" w:after="80"/>
       </w:pPr>
       <w:r>
         <w:rPr>
           <w:rFonts w:ascii="Times New Roman" w:hAnsi="Times New Roman" w:eastAsia="宋体"/>
+          <w:b w:val="0"/>
+          <w:sz w:val="24"/>
         </w:rPr>
         <w:t>形成基于 M.2 NVMe 本地缓存的连续采集数据落盘方案，减少 SD 卡写入瓶颈。</w:t>
       </w:r>
@@ -430,10 +551,13 @@
     <w:p>
       <w:pPr>
         <w:pStyle w:val="ListBullet"/>
+        <w:spacing w:line="312" w:lineRule="auto" w:after="80"/>
       </w:pPr>
       <w:r>
         <w:rPr>
           <w:rFonts w:ascii="Times New Roman" w:hAnsi="Times New Roman" w:eastAsia="宋体"/>
+          <w:b w:val="0"/>
+          <w:sz w:val="24"/>
         </w:rPr>
         <w:t>形成 Linux 主系统与 RISC-V MCU 分工的实时控制终端方案，为后续实验室同步采集样机设计提供可复用参考。</w:t>
       </w:r>
@@ -441,65 +565,67 @@
     <w:p>
       <w:pPr>
         <w:pStyle w:val="Heading1"/>
+        <w:spacing w:before="200" w:after="120"/>
       </w:pPr>
       <w:r>
         <w:rPr>
           <w:rFonts w:ascii="Times New Roman" w:hAnsi="Times New Roman" w:eastAsia="黑体"/>
+          <w:b/>
           <w:sz w:val="28"/>
         </w:rPr>
         <w:t>五、其他</w:t>
       </w:r>
     </w:p>
     <w:p>
+      <w:pPr>
+        <w:spacing w:line="324" w:lineRule="auto" w:after="120"/>
+        <w:ind w:firstLine="420"/>
+      </w:pPr>
       <w:r>
         <w:rPr>
           <w:rFonts w:ascii="Times New Roman" w:hAnsi="Times New Roman" w:eastAsia="宋体"/>
           <w:b w:val="0"/>
-        </w:rPr>
-      </w:r>
-      <w:r>
-        <w:rPr>
-          <w:rFonts w:ascii="Times New Roman" w:hAnsi="Times New Roman" w:eastAsia="宋体"/>
           <w:sz w:val="24"/>
         </w:rPr>
         <w:t>本项目采购对象为瑞莎 Radxa Cubie A5E 迷你主板，材料图用于说明双千兆网口、M.2 存储扩展和板载接口条件；价格材料用于说明本次选定的 A527 / 1GB 商业级版本。</w:t>
       </w:r>
     </w:p>
     <w:p>
+      <w:pPr>
+        <w:spacing w:line="324" w:lineRule="auto" w:after="120"/>
+        <w:ind w:firstLine="420"/>
+      </w:pPr>
       <w:r>
         <w:rPr>
           <w:rFonts w:ascii="Times New Roman" w:hAnsi="Times New Roman" w:eastAsia="宋体"/>
-          <w:b/>
-        </w:rPr>
-      </w:r>
-      <w:r>
-        <w:rPr>
-          <w:rFonts w:ascii="Times New Roman" w:hAnsi="Times New Roman" w:eastAsia="宋体"/>
+          <w:b w:val="0"/>
           <w:sz w:val="24"/>
         </w:rPr>
         <w:t>商品截图：</w:t>
       </w:r>
     </w:p>
     <w:p>
+      <w:pPr>
+        <w:spacing w:line="324" w:lineRule="auto" w:after="120"/>
+        <w:jc w:val="center"/>
+      </w:pPr>
       <w:r>
         <w:rPr>
           <w:rFonts w:ascii="Times New Roman" w:hAnsi="Times New Roman" w:eastAsia="宋体"/>
           <w:b w:val="0"/>
-        </w:rPr>
-      </w:r>
-      <w:r>
-        <w:rPr>
-          <w:rFonts w:ascii="Times New Roman" w:hAnsi="Times New Roman" w:eastAsia="宋体"/>
-          <w:sz w:val="24"/>
+          <w:sz w:val="21"/>
         </w:rPr>
         <w:t>Radxa Cubie A5E 接口与结构说明图</w:t>
       </w:r>
     </w:p>
     <w:p>
+      <w:pPr>
+        <w:jc w:val="center"/>
+      </w:pPr>
       <w:r>
         <w:drawing>
           <wp:inline xmlns:a="http://schemas.openxmlformats.org/drawingml/2006/main" xmlns:pic="http://schemas.openxmlformats.org/drawingml/2006/picture">
-            <wp:extent cx="5303520" cy="2526047"/>
+            <wp:extent cx="4860000" cy="2314800"/>
             <wp:docPr id="1" name="Picture 1"/>
             <wp:cNvGraphicFramePr>
               <a:graphicFrameLocks noChangeAspect="1"/>
@@ -508,7 +634,7 @@
               <a:graphicData uri="http://schemas.openxmlformats.org/drawingml/2006/picture">
                 <pic:pic>
                   <pic:nvPicPr>
-                    <pic:cNvPr id="0" name="radxa-cubie-a5e-interface.docx.jpg"/>
+                    <pic:cNvPr id="0" name="image.png"/>
                     <pic:cNvPicPr/>
                   </pic:nvPicPr>
                   <pic:blipFill>
@@ -520,7 +646,7 @@
                   <pic:spPr>
                     <a:xfrm>
                       <a:off x="0" y="0"/>
-                      <a:ext cx="5303520" cy="2526047"/>
+                      <a:ext cx="4860000" cy="2314800"/>
                     </a:xfrm>
                     <a:prstGeom prst="rect"/>
                   </pic:spPr>
@@ -532,19 +658,27 @@
       </w:r>
     </w:p>
     <w:p>
+      <w:pPr>
+        <w:spacing w:line="324" w:lineRule="auto" w:after="120"/>
+        <w:jc w:val="center"/>
+      </w:pPr>
       <w:r>
         <w:rPr>
           <w:rFonts w:ascii="Times New Roman" w:hAnsi="Times New Roman" w:eastAsia="宋体"/>
           <w:b w:val="0"/>
+          <w:sz w:val="21"/>
         </w:rPr>
         <w:t>A5E 1GB 商业级价格截图</w:t>
       </w:r>
     </w:p>
     <w:p>
+      <w:pPr>
+        <w:jc w:val="center"/>
+      </w:pPr>
       <w:r>
         <w:drawing>
           <wp:inline xmlns:a="http://schemas.openxmlformats.org/drawingml/2006/main" xmlns:pic="http://schemas.openxmlformats.org/drawingml/2006/picture">
-            <wp:extent cx="5303520" cy="2883789"/>
+            <wp:extent cx="4860000" cy="2642625"/>
             <wp:docPr id="2" name="Picture 2"/>
             <wp:cNvGraphicFramePr>
               <a:graphicFrameLocks noChangeAspect="1"/>
@@ -565,7 +699,7 @@
                   <pic:spPr>
                     <a:xfrm>
                       <a:off x="0" y="0"/>
-                      <a:ext cx="5303520" cy="2883789"/>
+                      <a:ext cx="4860000" cy="2642625"/>
                     </a:xfrm>
                     <a:prstGeom prst="rect"/>
                   </pic:spPr>
@@ -578,7 +712,7 @@
     </w:p>
     <w:sectPr>
       <w:pgSz w:w="12240" w:h="15840"/>
-      <w:pgMar w:top="1440" w:right="1800" w:bottom="1440" w:left="1800" w:header="720" w:footer="720" w:gutter="0"/>
+      <w:pgMar w:top="1361" w:right="1531" w:bottom="1361" w:left="1531" w:header="720" w:footer="720" w:gutter="0"/>
       <w:cols w:space="720"/>
       <w:docGrid w:linePitch="360"/>
     </w:sectPr>
@@ -951,7 +1085,7 @@
     <w:rsid w:val="00FC693F"/>
     <w:rPr>
       <w:rFonts w:ascii="Times New Roman" w:hAnsi="Times New Roman" w:eastAsia="宋体"/>
-      <w:sz w:val="21"/>
+      <w:sz w:val="24"/>
     </w:rPr>
   </w:style>
   <w:style w:type="paragraph" w:styleId="Header">
@@ -1037,7 +1171,7 @@
       <w:outlineLvl w:val="1"/>
     </w:pPr>
     <w:rPr>
-      <w:rFonts w:asciiTheme="majorHAnsi" w:eastAsiaTheme="majorEastAsia" w:hAnsiTheme="majorHAnsi" w:cstheme="majorBidi" w:ascii="Times New Roman" w:hAnsi="Times New Roman" w:eastAsia="黑体"/>
+      <w:rFonts w:asciiTheme="majorHAnsi" w:eastAsiaTheme="majorEastAsia" w:hAnsiTheme="majorHAnsi" w:cstheme="majorBidi"/>
       <w:b/>
       <w:bCs/>
       <w:color w:val="4F81BD" w:themeColor="accent1"/>
@@ -1061,7 +1195,7 @@
       <w:outlineLvl w:val="2"/>
     </w:pPr>
     <w:rPr>
-      <w:rFonts w:asciiTheme="majorHAnsi" w:eastAsiaTheme="majorEastAsia" w:hAnsiTheme="majorHAnsi" w:cstheme="majorBidi" w:ascii="Times New Roman" w:hAnsi="Times New Roman" w:eastAsia="黑体"/>
+      <w:rFonts w:asciiTheme="majorHAnsi" w:eastAsiaTheme="majorEastAsia" w:hAnsiTheme="majorHAnsi" w:cstheme="majorBidi"/>
       <w:b/>
       <w:bCs/>
       <w:color w:val="4F81BD" w:themeColor="accent1"/>
@@ -1385,10 +1519,6 @@
     <w:pPr>
       <w:spacing w:after="120"/>
     </w:pPr>
-    <w:rPr>
-      <w:rFonts w:ascii="Times New Roman" w:hAnsi="Times New Roman" w:eastAsia="宋体"/>
-      <w:sz w:val="21"/>
-    </w:rPr>
   </w:style>
   <w:style w:type="character" w:customStyle="1" w:styleId="BodyTextChar">
     <w:name w:val="Body Text Char"/>
